--- a/REVISI_HAL08_MAYSARAH_3_3.docx
+++ b/REVISI_HAL08_MAYSARAH_3_3.docx
@@ -62,6 +62,20 @@
     </w:p>
     <w:p>
       <w:pPr>
+        <w:jc w:val="center"/>
+      </w:pPr>
+      <w:r/>
+    </w:p>
+    <w:p>
+      <w:r>
+        <w:rPr>
+          <w:sz w:val="14"/>
+        </w:rPr>
+        <w:t>[Gambar gagal: Amal — [Errno 2] No such file or directory: 'Amal']</w:t>
+      </w:r>
+    </w:p>
+    <w:p>
+      <w:pPr>
         <w:jc w:val="right"/>
         <w:bidi w:val="1"/>
         <w:shd w:val="clear" w:color="auto" w:fill="FFF8E1"/>
@@ -79,6 +93,20 @@
           <w:sz w:val="26"/>
         </w:rPr>
         <w:t>وَهَذَا الْوَفْقُ الْمُرَبَّعُ الَّذِي نَزَلْنَا فِيهِ الرَّوْحَانِيَّ</w:t>
+      </w:r>
+    </w:p>
+    <w:p>
+      <w:pPr>
+        <w:jc w:val="center"/>
+      </w:pPr>
+      <w:r/>
+    </w:p>
+    <w:p>
+      <w:r>
+        <w:rPr>
+          <w:sz w:val="14"/>
+        </w:rPr>
+        <w:t>[Gambar gagal: Ruhani — [Errno 2] No such file or directory: 'Ruhani']</w:t>
       </w:r>
     </w:p>
     <w:p>
@@ -152,6 +180,20 @@
       </w:r>
     </w:p>
     <w:p>
+      <w:pPr>
+        <w:jc w:val="center"/>
+      </w:pPr>
+      <w:r/>
+    </w:p>
+    <w:p>
+      <w:r>
+        <w:rPr>
+          <w:sz w:val="14"/>
+        </w:rPr>
+        <w:t>[Gambar gagal: Amal — [Errno 2] No such file or directory: 'Amal']</w:t>
+      </w:r>
+    </w:p>
+    <w:p>
       <w:r>
         <w:rPr>
           <w:i/>
@@ -159,6 +201,20 @@
           <w:sz w:val="18"/>
         </w:rPr>
         <w:t>Wa-hādhā al-Wafqu al-Murabbaʿu alladhī nazalnā fīhi ar-Rūḥāniyyi</w:t>
+      </w:r>
+    </w:p>
+    <w:p>
+      <w:pPr>
+        <w:jc w:val="center"/>
+      </w:pPr>
+      <w:r/>
+    </w:p>
+    <w:p>
+      <w:r>
+        <w:rPr>
+          <w:sz w:val="14"/>
+        </w:rPr>
+        <w:t>[Gambar gagal: Ruhani — [Errno 2] No such file or directory: 'Ruhani']</w:t>
       </w:r>
     </w:p>
     <w:p>
@@ -221,6 +277,58 @@
     </w:p>
     <w:p>
       <w:pPr>
+        <w:jc w:val="center"/>
+      </w:pPr>
+      <w:r>
+        <w:drawing>
+          <wp:inline xmlns:a="http://schemas.openxmlformats.org/drawingml/2006/main" xmlns:pic="http://schemas.openxmlformats.org/drawingml/2006/picture">
+            <wp:extent cx="3657600" cy="2672019"/>
+            <wp:docPr id="1" name="Picture 1"/>
+            <wp:cNvGraphicFramePr>
+              <a:graphicFrameLocks noChangeAspect="1"/>
+            </wp:cNvGraphicFramePr>
+            <a:graphic>
+              <a:graphicData uri="http://schemas.openxmlformats.org/drawingml/2006/picture">
+                <pic:pic>
+                  <pic:nvPicPr>
+                    <pic:cNvPr id="0" name="IMG_20261025_072355.jpg"/>
+                    <pic:cNvPicPr/>
+                  </pic:nvPicPr>
+                  <pic:blipFill>
+                    <a:blip r:embed="rId11"/>
+                    <a:stretch>
+                      <a:fillRect/>
+                    </a:stretch>
+                  </pic:blipFill>
+                  <pic:spPr>
+                    <a:xfrm>
+                      <a:off x="0" y="0"/>
+                      <a:ext cx="3657600" cy="2672019"/>
+                    </a:xfrm>
+                    <a:prstGeom prst="rect"/>
+                  </pic:spPr>
+                </pic:pic>
+              </a:graphicData>
+            </a:graphic>
+          </wp:inline>
+        </w:drawing>
+      </w:r>
+    </w:p>
+    <w:p>
+      <w:pPr>
+        <w:jc w:val="center"/>
+      </w:pPr>
+      <w:r>
+        <w:rPr>
+          <w:i/>
+          <w:color w:val="666666"/>
+          <w:sz w:val="14"/>
+        </w:rPr>
+        <w:t>[Gambar: Wafaq Mukhammas 5×5 — Amal — 25 petak — sisip]</w:t>
+      </w:r>
+    </w:p>
+    <w:p>
+      <w:pPr>
         <w:shd w:val="clear" w:color="auto" w:fill="E8F5E9"/>
         <w:pBdr>
           <w:left w:val="single" w:sz="12" w:space="6" w:color="2E7D32"/>
@@ -232,6 +340,58 @@
           <w:sz w:val="18"/>
         </w:rPr>
         <w:t>Dan inilah wafaq persegi yang kita turunkan di dalamnya (huruf) ruhaninya.</w:t>
+      </w:r>
+    </w:p>
+    <w:p>
+      <w:pPr>
+        <w:jc w:val="center"/>
+      </w:pPr>
+      <w:r>
+        <w:drawing>
+          <wp:inline xmlns:a="http://schemas.openxmlformats.org/drawingml/2006/main" xmlns:pic="http://schemas.openxmlformats.org/drawingml/2006/picture">
+            <wp:extent cx="3657600" cy="2639166"/>
+            <wp:docPr id="2" name="Picture 2"/>
+            <wp:cNvGraphicFramePr>
+              <a:graphicFrameLocks noChangeAspect="1"/>
+            </wp:cNvGraphicFramePr>
+            <a:graphic>
+              <a:graphicData uri="http://schemas.openxmlformats.org/drawingml/2006/picture">
+                <pic:pic>
+                  <pic:nvPicPr>
+                    <pic:cNvPr id="0" name="IMG_20261025_072327.jpg"/>
+                    <pic:cNvPicPr/>
+                  </pic:nvPicPr>
+                  <pic:blipFill>
+                    <a:blip r:embed="rId12"/>
+                    <a:stretch>
+                      <a:fillRect/>
+                    </a:stretch>
+                  </pic:blipFill>
+                  <pic:spPr>
+                    <a:xfrm>
+                      <a:off x="0" y="0"/>
+                      <a:ext cx="3657600" cy="2639166"/>
+                    </a:xfrm>
+                    <a:prstGeom prst="rect"/>
+                  </pic:spPr>
+                </pic:pic>
+              </a:graphicData>
+            </a:graphic>
+          </wp:inline>
+        </w:drawing>
+      </w:r>
+    </w:p>
+    <w:p>
+      <w:pPr>
+        <w:jc w:val="center"/>
+      </w:pPr>
+      <w:r>
+        <w:rPr>
+          <w:i/>
+          <w:color w:val="666666"/>
+          <w:sz w:val="14"/>
+        </w:rPr>
+        <w:t>[Gambar: Wafaq Murabba' 4×4 — Ruhani — 16 petak — sisip]</w:t>
       </w:r>
     </w:p>
     <w:p>
@@ -275,10 +435,9 @@
     <w:p>
       <w:r>
         <w:rPr>
-          <w:rFonts w:ascii="Calibri" w:hAnsi="Calibri"/>
           <w:sz w:val="17"/>
         </w:rPr>
-        <w:t>Dua wafaq berdampingan: kanan wafaq amalan 5×5 (25 petak, huruf و ا هـ د ي diputar), kiri wafaq ruhani 4×4 (16 petak, huruf س م س ن ل ن ر diputar). Keduanya hasil hisab Hal06-07. Wirid 196 adalah Lā Ilāha illallāhu al-Muhaimin yang diekstrak Hal07.</w:t>
+        <w:t>Dua wafaq berdampingan di kitab: kanan wafaq amalan 5×5 (25 petak, huruf و ا هـ د ي diputar), kiri wafaq ruhani 4×4 (16 petak, huruf س م س ن ل ن ر diputar). Penempatan sesuai kitab: wafaq pertama langsung di bawah «وَهَذَا وَفْقُ الْعَمَلِ», wafaq kedua di bawah «وَهَذَا الْوَفْقُ الْمُرَبَّعُ الَّذِي نَزَلْنَا فِيهِ الرَّوْحَانِيَّ». Keduanya hasil hisab Hal06-07. Wirid 196 adalah Lā Ilāha illallāhu al-Muhaimin yang diekstrak Hal07.</w:t>
       </w:r>
     </w:p>
     <w:p>
@@ -292,112 +451,9 @@
     <w:p>
       <w:r>
         <w:rPr>
-          <w:rFonts w:ascii="Calibri" w:hAnsi="Calibri"/>
           <w:sz w:val="17"/>
         </w:rPr>
         <w:t>Wafaq ditulis bolak-balik satu kertas: depan mukhammas (amalan), belakang murabba' (ruhani penguasa). Tulis pada jam Zuhrah dengan air mawar + za'faran + misik, di sekeliling wafaq tulis ayat Qauluhu al-Haqq dan dua ayat rezeki (Allāhu Laṭīfun ... dan Alladzīna yatlūna ...), empat sudut tulis Samsāyīl. Baca wirid 196 kali dengan tawajjuh. Rajah huruf di dalam kotak wafaq tidak diterjemahkan — ditulis ulang sebagai gambar.</w:t>
-      </w:r>
-    </w:p>
-    <w:p>
-      <w:pPr>
-        <w:jc w:val="center"/>
-      </w:pPr>
-      <w:r>
-        <w:drawing>
-          <wp:inline xmlns:a="http://schemas.openxmlformats.org/drawingml/2006/main" xmlns:pic="http://schemas.openxmlformats.org/drawingml/2006/picture">
-            <wp:extent cx="3931920" cy="2872421"/>
-            <wp:docPr id="1" name="Picture 1"/>
-            <wp:cNvGraphicFramePr>
-              <a:graphicFrameLocks noChangeAspect="1"/>
-            </wp:cNvGraphicFramePr>
-            <a:graphic>
-              <a:graphicData uri="http://schemas.openxmlformats.org/drawingml/2006/picture">
-                <pic:pic>
-                  <pic:nvPicPr>
-                    <pic:cNvPr id="0" name="IMG_20261025_072355.jpg"/>
-                    <pic:cNvPicPr/>
-                  </pic:nvPicPr>
-                  <pic:blipFill>
-                    <a:blip r:embed="rId11"/>
-                    <a:stretch>
-                      <a:fillRect/>
-                    </a:stretch>
-                  </pic:blipFill>
-                  <pic:spPr>
-                    <a:xfrm>
-                      <a:off x="0" y="0"/>
-                      <a:ext cx="3931920" cy="2872421"/>
-                    </a:xfrm>
-                    <a:prstGeom prst="rect"/>
-                  </pic:spPr>
-                </pic:pic>
-              </a:graphicData>
-            </a:graphic>
-          </wp:inline>
-        </w:drawing>
-      </w:r>
-    </w:p>
-    <w:p>
-      <w:pPr>
-        <w:jc w:val="center"/>
-      </w:pPr>
-      <w:r>
-        <w:rPr>
-          <w:i/>
-          <w:sz w:val="14"/>
-        </w:rPr>
-        <w:t>[Gambar: Wafaq Mukhammas 5×5 (Amal) — 25 kotak]</w:t>
-      </w:r>
-    </w:p>
-    <w:p>
-      <w:pPr>
-        <w:jc w:val="center"/>
-      </w:pPr>
-      <w:r>
-        <w:drawing>
-          <wp:inline xmlns:a="http://schemas.openxmlformats.org/drawingml/2006/main" xmlns:pic="http://schemas.openxmlformats.org/drawingml/2006/picture">
-            <wp:extent cx="3931920" cy="2837104"/>
-            <wp:docPr id="2" name="Picture 2"/>
-            <wp:cNvGraphicFramePr>
-              <a:graphicFrameLocks noChangeAspect="1"/>
-            </wp:cNvGraphicFramePr>
-            <a:graphic>
-              <a:graphicData uri="http://schemas.openxmlformats.org/drawingml/2006/picture">
-                <pic:pic>
-                  <pic:nvPicPr>
-                    <pic:cNvPr id="0" name="IMG_20261025_072327.jpg"/>
-                    <pic:cNvPicPr/>
-                  </pic:nvPicPr>
-                  <pic:blipFill>
-                    <a:blip r:embed="rId12"/>
-                    <a:stretch>
-                      <a:fillRect/>
-                    </a:stretch>
-                  </pic:blipFill>
-                  <pic:spPr>
-                    <a:xfrm>
-                      <a:off x="0" y="0"/>
-                      <a:ext cx="3931920" cy="2837104"/>
-                    </a:xfrm>
-                    <a:prstGeom prst="rect"/>
-                  </pic:spPr>
-                </pic:pic>
-              </a:graphicData>
-            </a:graphic>
-          </wp:inline>
-        </w:drawing>
-      </w:r>
-    </w:p>
-    <w:p>
-      <w:pPr>
-        <w:jc w:val="center"/>
-      </w:pPr>
-      <w:r>
-        <w:rPr>
-          <w:i/>
-          <w:sz w:val="14"/>
-        </w:rPr>
-        <w:t>[Gambar: Wafaq Murabba' 4×4 (Ruhani) — 16 kotak]</w:t>
       </w:r>
     </w:p>
     <w:sectPr>
@@ -429,7 +485,7 @@
         <w:color w:val="757575"/>
         <w:sz w:val="12"/>
       </w:rPr>
-      <w:t xml:space="preserve"> — Hal 08 — wafaq gambar</w:t>
+      <w:t xml:space="preserve"> — Hal 08 — wafaq sisip di bawah kalimat kitab</w:t>
     </w:r>
   </w:p>
 </w:ftr>
@@ -448,7 +504,7 @@
         <w:color w:val="6D4C41"/>
         <w:sz w:val="13"/>
       </w:rPr>
-      <w:t>Anwār ash-Shaykh al-Bashīr — HAL 08 MAYSARAH 3/3 — arab • latin • Terjemahan</w:t>
+      <w:t>Anwār ash-Shaykh al-Bashīr — HAL 08 MAYSARAH 3/3 — arab • latin • Terjemahan — 2 wafaq sisip</w:t>
     </w:r>
   </w:p>
 </w:hdr>

--- a/REVISI_HAL08_MAYSARAH_3_3.docx
+++ b/REVISI_HAL08_MAYSARAH_3_3.docx
@@ -34,7 +34,7 @@
         <w:rPr>
           <w:rFonts w:ascii="Scheherazade New" w:hAnsi="Scheherazade New"/>
           <w:color w:val="1A237E"/>
-          <w:sz w:val="26"/>
+          <w:sz w:val="25"/>
         </w:rPr>
         <w:t>طَرِيقَةُ الْمُيَسَّرَةِ فِي جَلْبِ الْأَرْزَاقِ</w:t>
       </w:r>
@@ -55,7 +55,7 @@
         <w:rPr>
           <w:rFonts w:ascii="Scheherazade New" w:hAnsi="Scheherazade New"/>
           <w:color w:val="1A237E"/>
-          <w:sz w:val="26"/>
+          <w:sz w:val="25"/>
         </w:rPr>
         <w:t>وَهَذَا وَفْقُ الْعَمَلِ</w:t>
       </w:r>
@@ -64,14 +64,52 @@
       <w:pPr>
         <w:jc w:val="center"/>
       </w:pPr>
-      <w:r/>
+      <w:r>
+        <w:drawing>
+          <wp:inline xmlns:a="http://schemas.openxmlformats.org/drawingml/2006/main" xmlns:pic="http://schemas.openxmlformats.org/drawingml/2006/picture">
+            <wp:extent cx="3749039" cy="2738819"/>
+            <wp:docPr id="1" name="Picture 1"/>
+            <wp:cNvGraphicFramePr>
+              <a:graphicFrameLocks noChangeAspect="1"/>
+            </wp:cNvGraphicFramePr>
+            <a:graphic>
+              <a:graphicData uri="http://schemas.openxmlformats.org/drawingml/2006/picture">
+                <pic:pic>
+                  <pic:nvPicPr>
+                    <pic:cNvPr id="0" name="IMG_20261025_072355.jpg"/>
+                    <pic:cNvPicPr/>
+                  </pic:nvPicPr>
+                  <pic:blipFill>
+                    <a:blip r:embed="rId11"/>
+                    <a:stretch>
+                      <a:fillRect/>
+                    </a:stretch>
+                  </pic:blipFill>
+                  <pic:spPr>
+                    <a:xfrm>
+                      <a:off x="0" y="0"/>
+                      <a:ext cx="3749039" cy="2738819"/>
+                    </a:xfrm>
+                    <a:prstGeom prst="rect"/>
+                  </pic:spPr>
+                </pic:pic>
+              </a:graphicData>
+            </a:graphic>
+          </wp:inline>
+        </w:drawing>
+      </w:r>
     </w:p>
     <w:p>
+      <w:pPr>
+        <w:jc w:val="center"/>
+      </w:pPr>
       <w:r>
         <w:rPr>
+          <w:i/>
+          <w:color w:val="666666"/>
           <w:sz w:val="14"/>
         </w:rPr>
-        <w:t>[Gambar gagal: Amal — [Errno 2] No such file or directory: 'Amal']</w:t>
+        <w:t>[Gambar: Wafaq Mukhammas 5×5 (Amal) — di bawah: Wa-hādzā Wafqu al-ʿAmali — 25 petak]</w:t>
       </w:r>
     </w:p>
     <w:p>
@@ -90,7 +128,7 @@
         <w:rPr>
           <w:rFonts w:ascii="Scheherazade New" w:hAnsi="Scheherazade New"/>
           <w:color w:val="1A237E"/>
-          <w:sz w:val="26"/>
+          <w:sz w:val="25"/>
         </w:rPr>
         <w:t>وَهَذَا الْوَفْقُ الْمُرَبَّعُ الَّذِي نَزَلْنَا فِيهِ الرَّوْحَانِيَّ</w:t>
       </w:r>
@@ -99,14 +137,52 @@
       <w:pPr>
         <w:jc w:val="center"/>
       </w:pPr>
-      <w:r/>
+      <w:r>
+        <w:drawing>
+          <wp:inline xmlns:a="http://schemas.openxmlformats.org/drawingml/2006/main" xmlns:pic="http://schemas.openxmlformats.org/drawingml/2006/picture">
+            <wp:extent cx="3749039" cy="2705145"/>
+            <wp:docPr id="2" name="Picture 2"/>
+            <wp:cNvGraphicFramePr>
+              <a:graphicFrameLocks noChangeAspect="1"/>
+            </wp:cNvGraphicFramePr>
+            <a:graphic>
+              <a:graphicData uri="http://schemas.openxmlformats.org/drawingml/2006/picture">
+                <pic:pic>
+                  <pic:nvPicPr>
+                    <pic:cNvPr id="0" name="IMG_20261025_072327.jpg"/>
+                    <pic:cNvPicPr/>
+                  </pic:nvPicPr>
+                  <pic:blipFill>
+                    <a:blip r:embed="rId12"/>
+                    <a:stretch>
+                      <a:fillRect/>
+                    </a:stretch>
+                  </pic:blipFill>
+                  <pic:spPr>
+                    <a:xfrm>
+                      <a:off x="0" y="0"/>
+                      <a:ext cx="3749039" cy="2705145"/>
+                    </a:xfrm>
+                    <a:prstGeom prst="rect"/>
+                  </pic:spPr>
+                </pic:pic>
+              </a:graphicData>
+            </a:graphic>
+          </wp:inline>
+        </w:drawing>
+      </w:r>
     </w:p>
     <w:p>
+      <w:pPr>
+        <w:jc w:val="center"/>
+      </w:pPr>
       <w:r>
         <w:rPr>
+          <w:i/>
+          <w:color w:val="666666"/>
           <w:sz w:val="14"/>
         </w:rPr>
-        <w:t>[Gambar gagal: Ruhani — [Errno 2] No such file or directory: 'Ruhani']</w:t>
+        <w:t>[Gambar: Wafaq Murabba' 4×4 (Ruhani) — di bawah: Wa-hādzā al-Wafqu al-Murabbaʿu — 16 petak]</w:t>
       </w:r>
     </w:p>
     <w:p>
@@ -125,7 +201,7 @@
         <w:rPr>
           <w:rFonts w:ascii="Scheherazade New" w:hAnsi="Scheherazade New"/>
           <w:color w:val="1A237E"/>
-          <w:sz w:val="26"/>
+          <w:sz w:val="25"/>
         </w:rPr>
         <w:t>وَعَدَدُ الْعَزِيمَةِ 196 مَرَّةً مَعَ التَّوَجُّهِ إِلَى اللهِ عَزَّ وَجَلَّ بِطَلَبِكَ</w:t>
       </w:r>
@@ -146,7 +222,7 @@
         <w:rPr>
           <w:rFonts w:ascii="Scheherazade New" w:hAnsi="Scheherazade New"/>
           <w:color w:val="1A237E"/>
-          <w:sz w:val="26"/>
+          <w:sz w:val="25"/>
         </w:rPr>
         <w:t>أَسْأَلُ اللهَ عَزَّ وَجَلَّ أَنْ يَنْفَعَكُمْ بِهَذِهِ الذَّخِيرَةِ الْمُبَارَكَةِ إِنَّهُ وَلِيُّ ذَلِكَ وَالْقَادِرُ عَلَيْهِ وَالسَّلَامُ</w:t>
       </w:r>
@@ -166,7 +242,7 @@
           <w:color w:val="1A237E"/>
           <w:sz w:val="18"/>
         </w:rPr>
-        <w:t>Ṭarīqatu al-Muyassarati fī Jalbi al-Arzāqi</w:t>
+        <w:t>Tharīqatu al-Muyassarati fī Jalbi al-Arzāqi</w:t>
       </w:r>
     </w:p>
     <w:p>
@@ -176,21 +252,7 @@
           <w:color w:val="1A237E"/>
           <w:sz w:val="18"/>
         </w:rPr>
-        <w:t>Wa-hādhā Wafqu al-ʿAmali</w:t>
-      </w:r>
-    </w:p>
-    <w:p>
-      <w:pPr>
-        <w:jc w:val="center"/>
-      </w:pPr>
-      <w:r/>
-    </w:p>
-    <w:p>
-      <w:r>
-        <w:rPr>
-          <w:sz w:val="14"/>
-        </w:rPr>
-        <w:t>[Gambar gagal: Amal — [Errno 2] No such file or directory: 'Amal']</w:t>
+        <w:t>Wa-hādzā Wafqu al-ʿAmali</w:t>
       </w:r>
     </w:p>
     <w:p>
@@ -200,21 +262,7 @@
           <w:color w:val="1A237E"/>
           <w:sz w:val="18"/>
         </w:rPr>
-        <w:t>Wa-hādhā al-Wafqu al-Murabbaʿu alladhī nazalnā fīhi ar-Rūḥāniyyi</w:t>
-      </w:r>
-    </w:p>
-    <w:p>
-      <w:pPr>
-        <w:jc w:val="center"/>
-      </w:pPr>
-      <w:r/>
-    </w:p>
-    <w:p>
-      <w:r>
-        <w:rPr>
-          <w:sz w:val="14"/>
-        </w:rPr>
-        <w:t>[Gambar gagal: Ruhani — [Errno 2] No such file or directory: 'Ruhani']</w:t>
+        <w:t>Wa-hādzā al-Wafqu al-Murabbaʿu alladzī nazalnā fīhi ar-Rūḥāniyyi</w:t>
       </w:r>
     </w:p>
     <w:p>
@@ -224,7 +272,7 @@
           <w:color w:val="1A237E"/>
           <w:sz w:val="18"/>
         </w:rPr>
-        <w:t>Wa-ʿadadu al-ʿAzīmati 196 marratan maʿa at-tawajjuhi ilā Allāhi ʿAzza wa-Jalla bi-ṭalabika</w:t>
+        <w:t>Wa-ʿadadu al-ʿAzīmati 196 marratan maʿa at-tawajjuhi ilā Allāhi ʿAzza wa-Jalla bi-thalabika</w:t>
       </w:r>
     </w:p>
     <w:p>
@@ -234,7 +282,7 @@
           <w:color w:val="1A237E"/>
           <w:sz w:val="18"/>
         </w:rPr>
-        <w:t>As'alu Allāha ʿAzza wa-Jalla an yanfaʿakum bi-hādhihi adh-Dhakhīrati al-Mubārakati innahu Waliyyu dhālika wa al-Qādiru ʿalaihi was-Salāmu</w:t>
+        <w:t>As'alu Allāha ʿAzza wa-Jalla an yanfaʿakum bi-hādzihi adz-Dzakhīrati al-Mubārakati innahu Waliyyu dzālika wa al-Qādiru ʿalaihi was-Salāmu</w:t>
       </w:r>
     </w:p>
     <w:p>
@@ -277,58 +325,6 @@
     </w:p>
     <w:p>
       <w:pPr>
-        <w:jc w:val="center"/>
-      </w:pPr>
-      <w:r>
-        <w:drawing>
-          <wp:inline xmlns:a="http://schemas.openxmlformats.org/drawingml/2006/main" xmlns:pic="http://schemas.openxmlformats.org/drawingml/2006/picture">
-            <wp:extent cx="3657600" cy="2672019"/>
-            <wp:docPr id="1" name="Picture 1"/>
-            <wp:cNvGraphicFramePr>
-              <a:graphicFrameLocks noChangeAspect="1"/>
-            </wp:cNvGraphicFramePr>
-            <a:graphic>
-              <a:graphicData uri="http://schemas.openxmlformats.org/drawingml/2006/picture">
-                <pic:pic>
-                  <pic:nvPicPr>
-                    <pic:cNvPr id="0" name="IMG_20261025_072355.jpg"/>
-                    <pic:cNvPicPr/>
-                  </pic:nvPicPr>
-                  <pic:blipFill>
-                    <a:blip r:embed="rId11"/>
-                    <a:stretch>
-                      <a:fillRect/>
-                    </a:stretch>
-                  </pic:blipFill>
-                  <pic:spPr>
-                    <a:xfrm>
-                      <a:off x="0" y="0"/>
-                      <a:ext cx="3657600" cy="2672019"/>
-                    </a:xfrm>
-                    <a:prstGeom prst="rect"/>
-                  </pic:spPr>
-                </pic:pic>
-              </a:graphicData>
-            </a:graphic>
-          </wp:inline>
-        </w:drawing>
-      </w:r>
-    </w:p>
-    <w:p>
-      <w:pPr>
-        <w:jc w:val="center"/>
-      </w:pPr>
-      <w:r>
-        <w:rPr>
-          <w:i/>
-          <w:color w:val="666666"/>
-          <w:sz w:val="14"/>
-        </w:rPr>
-        <w:t>[Gambar: Wafaq Mukhammas 5×5 — Amal — 25 petak — sisip]</w:t>
-      </w:r>
-    </w:p>
-    <w:p>
-      <w:pPr>
         <w:shd w:val="clear" w:color="auto" w:fill="E8F5E9"/>
         <w:pBdr>
           <w:left w:val="single" w:sz="12" w:space="6" w:color="2E7D32"/>
@@ -340,58 +336,6 @@
           <w:sz w:val="18"/>
         </w:rPr>
         <w:t>Dan inilah wafaq persegi yang kita turunkan di dalamnya (huruf) ruhaninya.</w:t>
-      </w:r>
-    </w:p>
-    <w:p>
-      <w:pPr>
-        <w:jc w:val="center"/>
-      </w:pPr>
-      <w:r>
-        <w:drawing>
-          <wp:inline xmlns:a="http://schemas.openxmlformats.org/drawingml/2006/main" xmlns:pic="http://schemas.openxmlformats.org/drawingml/2006/picture">
-            <wp:extent cx="3657600" cy="2639166"/>
-            <wp:docPr id="2" name="Picture 2"/>
-            <wp:cNvGraphicFramePr>
-              <a:graphicFrameLocks noChangeAspect="1"/>
-            </wp:cNvGraphicFramePr>
-            <a:graphic>
-              <a:graphicData uri="http://schemas.openxmlformats.org/drawingml/2006/picture">
-                <pic:pic>
-                  <pic:nvPicPr>
-                    <pic:cNvPr id="0" name="IMG_20261025_072327.jpg"/>
-                    <pic:cNvPicPr/>
-                  </pic:nvPicPr>
-                  <pic:blipFill>
-                    <a:blip r:embed="rId12"/>
-                    <a:stretch>
-                      <a:fillRect/>
-                    </a:stretch>
-                  </pic:blipFill>
-                  <pic:spPr>
-                    <a:xfrm>
-                      <a:off x="0" y="0"/>
-                      <a:ext cx="3657600" cy="2639166"/>
-                    </a:xfrm>
-                    <a:prstGeom prst="rect"/>
-                  </pic:spPr>
-                </pic:pic>
-              </a:graphicData>
-            </a:graphic>
-          </wp:inline>
-        </w:drawing>
-      </w:r>
-    </w:p>
-    <w:p>
-      <w:pPr>
-        <w:jc w:val="center"/>
-      </w:pPr>
-      <w:r>
-        <w:rPr>
-          <w:i/>
-          <w:color w:val="666666"/>
-          <w:sz w:val="14"/>
-        </w:rPr>
-        <w:t>[Gambar: Wafaq Murabba' 4×4 — Ruhani — 16 petak — sisip]</w:t>
       </w:r>
     </w:p>
     <w:p>
@@ -485,7 +429,7 @@
         <w:color w:val="757575"/>
         <w:sz w:val="12"/>
       </w:rPr>
-      <w:t xml:space="preserve"> — Hal 08 — wafaq sisip di bawah kalimat kitab</w:t>
+      <w:t xml:space="preserve"> — Hal 08 — wafaq sisip</w:t>
     </w:r>
   </w:p>
 </w:ftr>
@@ -945,7 +889,7 @@
       <w:b/>
       <w:bCs/>
       <w:color w:val="1B5E20"/>
-      <w:sz w:val="32"/>
+      <w:sz w:val="30"/>
       <w:szCs w:val="28"/>
     </w:rPr>
   </w:style>
